--- a/data/ai_texts/AI_text_164.docx
+++ b/data/ai_texts/AI_text_164.docx
@@ -24,12 +24,12 @@
     </w:p>
     <w:p>
       <w:r>
-        <w:t>The conflict between economic development and environmental sustainability represents a central ethical dilemma in addressing climate change. On one hand, economic growth is essential for improving living standards, particularly in developing countries where poverty alleviation is a primary concern. However, this development often comes at the expense of environmental health, as industrial activities typically increase carbon emissions, exacerbating global warming (Ref-s251879). Balancing these competing interests requires careful consideration of ethical principles, such as fairness and justice, which dictate that the benefits and burdens of economic activities must be equitably distributed among nations. The challenge lies in ensuring that industrialized countries, which historically contributed more to greenhouse gas emissions, support sustainable development initiatives in less developed regions, fostering global equity and shared responsibility (Ref-s251879).</w:t>
+        <w:t>The conflict between economic development and environmental sustainability represents a central ethical dilemma in addressing climate change. On one hand, economic growth is essential for improving living standards, particularly in developing countries where poverty alleviation is a primary concern. However, this development often comes at the expense of environmental health, as industrial activities typically increase carbon emissions, exacerbating global warming (Ref-s882297). Balancing these competing interests requires careful consideration of ethical principles, such as fairness and justice, which dictate that the benefits and burdens of economic activities must be equitably distributed among nations. The challenge lies in ensuring that industrialized countries, which historically contributed more to greenhouse gas emissions, support sustainable development initiatives in less developed regions, fostering global equity and shared responsibility (Ref-s882297).</w:t>
       </w:r>
     </w:p>
     <w:p>
       <w:r>
-        <w:t>Carbon emissions remain a significant contributor to global warming, posing a complex ethical challenge in the climate change discourse. Industrialized nations, historically responsible for the majority of emissions, face the ethical obligation to address their past contributions and support global mitigation efforts, especially in developing countries. These developing nations often rely on carbon-intensive industries for economic growth, creating a dilemma where environmental sustainability conflicts with their development needs (Ref-u993766). The disparity in emissions responsibilities raises ethical questions about fairness and justice, particularly concerning the allocation of reduction targets and financial support for green technologies. Addressing carbon emissions through equitable approaches necessitates a shared commitment from both industrialized and developing countries to pursue sustainable practices, highlighting the ethical imperative for collaborative international action (Ref-u993766).</w:t>
+        <w:t>Carbon emissions remain a significant contributor to global warming, posing a complex ethical challenge in the climate change discourse. Industrialized nations, historically responsible for the majority of emissions, face the ethical obligation to address their past contributions and support global mitigation efforts, especially in developing countries. These developing nations often rely on carbon-intensive industries for economic growth, creating a dilemma where environmental sustainability conflicts with their development needs (Ref-u091077). The disparity in emissions responsibilities raises ethical questions about fairness and justice, particularly concerning the allocation of reduction targets and financial support for green technologies. Addressing carbon emissions through equitable approaches necessitates a shared commitment from both industrialized and developing countries to pursue sustainable practices, highlighting the ethical imperative for collaborative international action (Ref-u091077).</w:t>
       </w:r>
     </w:p>
     <w:p>
@@ -39,7 +39,7 @@
     </w:p>
     <w:p>
       <w:r>
-        <w:t>Applying ethical frameworks, such as utilitarianism, to climate change issues offers significant advantages in developing effective strategies to mitigate environmental challenges. Utilitarianism, with its focus on maximizing overall well-being, provides a pragmatic approach to evaluate the consequences of various climate policies, allowing policymakers to prioritize actions that yield the greatest benefit to the largest number of people (Ref-f070628). By considering the long-term impacts of decisions, this framework can guide efforts to balance economic development with environmental sustainability, ensuring that future generations are not disproportionately burdened by today's actions. Additionally, incorporating diverse ethical perspectives, such as deontology and virtue ethics, enriches the discourse by addressing different moral dimensions, including duty and character, which can inform more holistic climate strategies. These varied ethical viewpoints encourage a comprehensive analysis of climate issues, promoting equitable and just solutions that consider the needs and rights of all stakeholders involved in the global climate dialogue (Ref-f070628).</w:t>
+        <w:t>Applying ethical frameworks, such as utilitarianism, to climate change issues offers significant advantages in developing effective strategies to mitigate environmental challenges. Utilitarianism, with its focus on maximizing overall well-being, provides a pragmatic approach to evaluate the consequences of various climate policies, allowing policymakers to prioritize actions that yield the greatest benefit to the largest number of people (Ref-f614928). By considering the long-term impacts of decisions, this framework can guide efforts to balance economic development with environmental sustainability, ensuring that future generations are not disproportionately burdened by today's actions. Additionally, incorporating diverse ethical perspectives, such as deontology and virtue ethics, enriches the discourse by addressing different moral dimensions, including duty and character, which can inform more holistic climate strategies. These varied ethical viewpoints encourage a comprehensive analysis of climate issues, promoting equitable and just solutions that consider the needs and rights of all stakeholders involved in the global climate dialogue (Ref-f614928).</w:t>
       </w:r>
     </w:p>
     <w:p>
